--- a/src/Connecting Azure App to TSOHost.docx
+++ b/src/Connecting Azure App to TSOHost.docx
@@ -155,10 +155,13 @@
         <w:ind w:left="360"/>
       </w:pPr>
       <w:r>
+        <w:rPr>
+          <w:noProof/>
+        </w:rPr>
         <w:drawing>
-          <wp:inline distT="0" distB="0" distL="0" distR="0" wp14:anchorId="5DDCB719" wp14:editId="6242DFFB">
-            <wp:extent cx="5760720" cy="847725"/>
-            <wp:effectExtent l="0" t="0" r="0" b="9525"/>
+          <wp:inline distT="0" distB="0" distL="0" distR="0" wp14:anchorId="5DDCB719" wp14:editId="507F11D7">
+            <wp:extent cx="9605010" cy="1413436"/>
+            <wp:effectExtent l="0" t="0" r="0" b="0"/>
             <wp:docPr id="1384354669" name="Picture 1" descr="A screenshot of a computer&#10;&#10;Description automatically generated"/>
             <wp:cNvGraphicFramePr>
               <a:graphicFrameLocks xmlns:a="http://schemas.openxmlformats.org/drawingml/2006/main" noChangeAspect="1"/>
@@ -179,7 +182,7 @@
                   <pic:spPr>
                     <a:xfrm>
                       <a:off x="0" y="0"/>
-                      <a:ext cx="5760720" cy="847725"/>
+                      <a:ext cx="9697574" cy="1427057"/>
                     </a:xfrm>
                     <a:prstGeom prst="rect">
                       <a:avLst/>
@@ -256,6 +259,10 @@
     <w:p/>
     <w:p>
       <w:r>
+        <w:rPr>
+          <w:noProof/>
+        </w:rPr>
+        <w:lastRenderedPageBreak/>
         <w:drawing>
           <wp:inline distT="0" distB="0" distL="0" distR="0" wp14:anchorId="6EAE7278" wp14:editId="42E6A433">
             <wp:extent cx="5760720" cy="2597150"/>
@@ -293,9 +300,280 @@
         </w:drawing>
       </w:r>
     </w:p>
+    <w:p/>
+    <w:p/>
+    <w:p/>
+    <w:p/>
+    <w:p/>
+    <w:p/>
+    <w:p/>
+    <w:p/>
+    <w:p/>
+    <w:p/>
+    <w:p/>
+    <w:p>
+      <w:proofErr w:type="gramStart"/>
+      <w:r>
+        <w:t>UPDATE :</w:t>
+      </w:r>
+      <w:proofErr w:type="gramEnd"/>
+    </w:p>
+    <w:p/>
+    <w:p>
+      <w:r>
+        <w:t xml:space="preserve">This is how it should look with </w:t>
+      </w:r>
+      <w:proofErr w:type="gramStart"/>
+      <w:r>
+        <w:t>CNAME :</w:t>
+      </w:r>
+      <w:proofErr w:type="gramEnd"/>
+    </w:p>
+    <w:p>
+      <w:r>
+        <w:lastRenderedPageBreak/>
+        <w:drawing>
+          <wp:inline distT="0" distB="0" distL="0" distR="0" wp14:anchorId="063594EE" wp14:editId="2D22B7FB">
+            <wp:extent cx="9072245" cy="4528185"/>
+            <wp:effectExtent l="0" t="0" r="0" b="5715"/>
+            <wp:docPr id="1217895525" name="Picture 1" descr="A screenshot of a computer&#10;&#10;Description automatically generated"/>
+            <wp:cNvGraphicFramePr>
+              <a:graphicFrameLocks xmlns:a="http://schemas.openxmlformats.org/drawingml/2006/main" noChangeAspect="1"/>
+            </wp:cNvGraphicFramePr>
+            <a:graphic xmlns:a="http://schemas.openxmlformats.org/drawingml/2006/main">
+              <a:graphicData uri="http://schemas.openxmlformats.org/drawingml/2006/picture">
+                <pic:pic xmlns:pic="http://schemas.openxmlformats.org/drawingml/2006/picture">
+                  <pic:nvPicPr>
+                    <pic:cNvPr id="1217895525" name="Picture 1" descr="A screenshot of a computer&#10;&#10;Description automatically generated"/>
+                    <pic:cNvPicPr/>
+                  </pic:nvPicPr>
+                  <pic:blipFill>
+                    <a:blip r:embed="rId7"/>
+                    <a:stretch>
+                      <a:fillRect/>
+                    </a:stretch>
+                  </pic:blipFill>
+                  <pic:spPr>
+                    <a:xfrm>
+                      <a:off x="0" y="0"/>
+                      <a:ext cx="9072245" cy="4528185"/>
+                    </a:xfrm>
+                    <a:prstGeom prst="rect">
+                      <a:avLst/>
+                    </a:prstGeom>
+                  </pic:spPr>
+                </pic:pic>
+              </a:graphicData>
+            </a:graphic>
+          </wp:inline>
+        </w:drawing>
+      </w:r>
+    </w:p>
+    <w:p/>
+    <w:p/>
+    <w:p/>
+    <w:p/>
+    <w:p>
+      <w:r>
+        <w:lastRenderedPageBreak/>
+        <w:drawing>
+          <wp:inline distT="0" distB="0" distL="0" distR="0" wp14:anchorId="204321F4" wp14:editId="52814314">
+            <wp:extent cx="9072245" cy="2528570"/>
+            <wp:effectExtent l="0" t="0" r="0" b="5080"/>
+            <wp:docPr id="587133340" name="Picture 1" descr="A white background with colorful text&#10;&#10;Description automatically generated"/>
+            <wp:cNvGraphicFramePr>
+              <a:graphicFrameLocks xmlns:a="http://schemas.openxmlformats.org/drawingml/2006/main" noChangeAspect="1"/>
+            </wp:cNvGraphicFramePr>
+            <a:graphic xmlns:a="http://schemas.openxmlformats.org/drawingml/2006/main">
+              <a:graphicData uri="http://schemas.openxmlformats.org/drawingml/2006/picture">
+                <pic:pic xmlns:pic="http://schemas.openxmlformats.org/drawingml/2006/picture">
+                  <pic:nvPicPr>
+                    <pic:cNvPr id="587133340" name="Picture 1" descr="A white background with colorful text&#10;&#10;Description automatically generated"/>
+                    <pic:cNvPicPr/>
+                  </pic:nvPicPr>
+                  <pic:blipFill>
+                    <a:blip r:embed="rId8"/>
+                    <a:stretch>
+                      <a:fillRect/>
+                    </a:stretch>
+                  </pic:blipFill>
+                  <pic:spPr>
+                    <a:xfrm>
+                      <a:off x="0" y="0"/>
+                      <a:ext cx="9072245" cy="2528570"/>
+                    </a:xfrm>
+                    <a:prstGeom prst="rect">
+                      <a:avLst/>
+                    </a:prstGeom>
+                  </pic:spPr>
+                </pic:pic>
+              </a:graphicData>
+            </a:graphic>
+          </wp:inline>
+        </w:drawing>
+      </w:r>
+    </w:p>
+    <w:p/>
+    <w:p/>
+    <w:p/>
+    <w:p/>
+    <w:p/>
+    <w:p/>
+    <w:p/>
+    <w:p/>
+    <w:p/>
+    <w:p/>
+    <w:p/>
+    <w:p/>
+    <w:p/>
+    <w:p/>
+    <w:p>
+      <w:r>
+        <w:t xml:space="preserve">Front angle name servers </w:t>
+      </w:r>
+      <w:proofErr w:type="gramStart"/>
+      <w:r>
+        <w:t>before :</w:t>
+      </w:r>
+      <w:proofErr w:type="gramEnd"/>
+    </w:p>
+    <w:p/>
+    <w:p>
+      <w:r>
+        <w:rPr>
+          <w:noProof/>
+        </w:rPr>
+        <w:lastRenderedPageBreak/>
+        <w:drawing>
+          <wp:inline distT="0" distB="0" distL="0" distR="0" wp14:anchorId="3CB4AFE7" wp14:editId="2CA786BC">
+            <wp:extent cx="5760720" cy="2797810"/>
+            <wp:effectExtent l="0" t="0" r="0" b="2540"/>
+            <wp:docPr id="1553832309" name="Picture 1" descr="A screenshot of a computer&#10;&#10;Description automatically generated"/>
+            <wp:cNvGraphicFramePr>
+              <a:graphicFrameLocks xmlns:a="http://schemas.openxmlformats.org/drawingml/2006/main" noChangeAspect="1"/>
+            </wp:cNvGraphicFramePr>
+            <a:graphic xmlns:a="http://schemas.openxmlformats.org/drawingml/2006/main">
+              <a:graphicData uri="http://schemas.openxmlformats.org/drawingml/2006/picture">
+                <pic:pic xmlns:pic="http://schemas.openxmlformats.org/drawingml/2006/picture">
+                  <pic:nvPicPr>
+                    <pic:cNvPr id="1553832309" name="Picture 1" descr="A screenshot of a computer&#10;&#10;Description automatically generated"/>
+                    <pic:cNvPicPr/>
+                  </pic:nvPicPr>
+                  <pic:blipFill>
+                    <a:blip r:embed="rId9"/>
+                    <a:stretch>
+                      <a:fillRect/>
+                    </a:stretch>
+                  </pic:blipFill>
+                  <pic:spPr>
+                    <a:xfrm>
+                      <a:off x="0" y="0"/>
+                      <a:ext cx="5760720" cy="2797810"/>
+                    </a:xfrm>
+                    <a:prstGeom prst="rect">
+                      <a:avLst/>
+                    </a:prstGeom>
+                  </pic:spPr>
+                </pic:pic>
+              </a:graphicData>
+            </a:graphic>
+          </wp:inline>
+        </w:drawing>
+      </w:r>
+    </w:p>
+    <w:p/>
+    <w:p>
+      <w:r>
+        <w:rPr>
+          <w:noProof/>
+        </w:rPr>
+        <w:lastRenderedPageBreak/>
+        <w:drawing>
+          <wp:inline distT="0" distB="0" distL="0" distR="0" wp14:anchorId="68E25298" wp14:editId="06CA7921">
+            <wp:extent cx="5760720" cy="2953385"/>
+            <wp:effectExtent l="0" t="0" r="0" b="0"/>
+            <wp:docPr id="237999792" name="Picture 1" descr="A screenshot of a web page&#10;&#10;Description automatically generated"/>
+            <wp:cNvGraphicFramePr>
+              <a:graphicFrameLocks xmlns:a="http://schemas.openxmlformats.org/drawingml/2006/main" noChangeAspect="1"/>
+            </wp:cNvGraphicFramePr>
+            <a:graphic xmlns:a="http://schemas.openxmlformats.org/drawingml/2006/main">
+              <a:graphicData uri="http://schemas.openxmlformats.org/drawingml/2006/picture">
+                <pic:pic xmlns:pic="http://schemas.openxmlformats.org/drawingml/2006/picture">
+                  <pic:nvPicPr>
+                    <pic:cNvPr id="237999792" name="Picture 1" descr="A screenshot of a web page&#10;&#10;Description automatically generated"/>
+                    <pic:cNvPicPr/>
+                  </pic:nvPicPr>
+                  <pic:blipFill>
+                    <a:blip r:embed="rId10"/>
+                    <a:stretch>
+                      <a:fillRect/>
+                    </a:stretch>
+                  </pic:blipFill>
+                  <pic:spPr>
+                    <a:xfrm>
+                      <a:off x="0" y="0"/>
+                      <a:ext cx="5760720" cy="2953385"/>
+                    </a:xfrm>
+                    <a:prstGeom prst="rect">
+                      <a:avLst/>
+                    </a:prstGeom>
+                  </pic:spPr>
+                </pic:pic>
+              </a:graphicData>
+            </a:graphic>
+          </wp:inline>
+        </w:drawing>
+      </w:r>
+    </w:p>
+    <w:p/>
+    <w:p/>
+    <w:p/>
+    <w:p>
+      <w:r>
+        <w:rPr>
+          <w:noProof/>
+        </w:rPr>
+        <w:lastRenderedPageBreak/>
+        <w:drawing>
+          <wp:inline distT="0" distB="0" distL="0" distR="0" wp14:anchorId="5FFDD94C" wp14:editId="0F5E67DA">
+            <wp:extent cx="5760720" cy="2564130"/>
+            <wp:effectExtent l="0" t="0" r="0" b="7620"/>
+            <wp:docPr id="632783775" name="Picture 1" descr="A screenshot of a computer&#10;&#10;Description automatically generated"/>
+            <wp:cNvGraphicFramePr>
+              <a:graphicFrameLocks xmlns:a="http://schemas.openxmlformats.org/drawingml/2006/main" noChangeAspect="1"/>
+            </wp:cNvGraphicFramePr>
+            <a:graphic xmlns:a="http://schemas.openxmlformats.org/drawingml/2006/main">
+              <a:graphicData uri="http://schemas.openxmlformats.org/drawingml/2006/picture">
+                <pic:pic xmlns:pic="http://schemas.openxmlformats.org/drawingml/2006/picture">
+                  <pic:nvPicPr>
+                    <pic:cNvPr id="632783775" name="Picture 1" descr="A screenshot of a computer&#10;&#10;Description automatically generated"/>
+                    <pic:cNvPicPr/>
+                  </pic:nvPicPr>
+                  <pic:blipFill>
+                    <a:blip r:embed="rId11"/>
+                    <a:stretch>
+                      <a:fillRect/>
+                    </a:stretch>
+                  </pic:blipFill>
+                  <pic:spPr>
+                    <a:xfrm>
+                      <a:off x="0" y="0"/>
+                      <a:ext cx="5760720" cy="2564130"/>
+                    </a:xfrm>
+                    <a:prstGeom prst="rect">
+                      <a:avLst/>
+                    </a:prstGeom>
+                  </pic:spPr>
+                </pic:pic>
+              </a:graphicData>
+            </a:graphic>
+          </wp:inline>
+        </w:drawing>
+      </w:r>
+    </w:p>
     <w:sectPr>
-      <w:pgSz w:w="11906" w:h="16838"/>
-      <w:pgMar w:top="1417" w:right="1417" w:bottom="1134" w:left="1417" w:header="708" w:footer="708" w:gutter="0"/>
+      <w:pgSz w:w="16838" w:h="11906" w:orient="landscape"/>
+      <w:pgMar w:top="1417" w:right="1417" w:bottom="1417" w:left="1134" w:header="708" w:footer="708" w:gutter="0"/>
       <w:cols w:space="708"/>
       <w:docGrid w:linePitch="360"/>
     </w:sectPr>

--- a/src/Connecting Azure App to TSOHost.docx
+++ b/src/Connecting Azure App to TSOHost.docx
@@ -30,7 +30,19 @@
       </w:pPr>
       <w:proofErr w:type="spellStart"/>
       <w:r>
-        <w:t>Purahces</w:t>
+        <w:t>Pur</w:t>
+      </w:r>
+      <w:r>
+        <w:t>c</w:t>
+      </w:r>
+      <w:r>
+        <w:t>h</w:t>
+      </w:r>
+      <w:r>
+        <w:t>a</w:t>
+      </w:r>
+      <w:r>
+        <w:t>ce</w:t>
       </w:r>
       <w:proofErr w:type="spellEnd"/>
       <w:r>
@@ -58,11 +70,11 @@
         </w:numPr>
       </w:pPr>
       <w:r>
-        <w:t xml:space="preserve">“Add Custom Domain on other </w:t>
+        <w:t xml:space="preserve">Add Custom Domain on other </w:t>
       </w:r>
       <w:proofErr w:type="gramStart"/>
       <w:r>
-        <w:t>DNS”</w:t>
+        <w:t>DNS</w:t>
       </w:r>
       <w:proofErr w:type="gramEnd"/>
     </w:p>
@@ -75,7 +87,10 @@
         </w:numPr>
       </w:pPr>
       <w:r>
-        <w:t>-enter domain name (example.com)</w:t>
+        <w:t>E</w:t>
+      </w:r>
+      <w:r>
+        <w:t>nter domain name (example.com)</w:t>
       </w:r>
     </w:p>
     <w:p>
@@ -331,6 +346,9 @@
     </w:p>
     <w:p>
       <w:r>
+        <w:rPr>
+          <w:noProof/>
+        </w:rPr>
         <w:lastRenderedPageBreak/>
         <w:drawing>
           <wp:inline distT="0" distB="0" distL="0" distR="0" wp14:anchorId="063594EE" wp14:editId="2D22B7FB">
@@ -375,6 +393,9 @@
     <w:p/>
     <w:p>
       <w:r>
+        <w:rPr>
+          <w:noProof/>
+        </w:rPr>
         <w:lastRenderedPageBreak/>
         <w:drawing>
           <wp:inline distT="0" distB="0" distL="0" distR="0" wp14:anchorId="204321F4" wp14:editId="52814314">
